--- a/assets/templates/installment_disbursement_memo_template.docx
+++ b/assets/templates/installment_disbursement_memo_template.docx
@@ -1218,7 +1218,7 @@
           <w:szCs w:val="32"/>
           <w:cs/>
         </w:rPr>
-        <w:t xml:space="preserve">วันสำหรับนักเรียนหอพัก โรงเรียนบ้านป่าเลา ประจำเดือน </w:t>
+        <w:t xml:space="preserve">วันสำหรับนักเรียนหอพัก โรงเรียน{{school_name}} ประจำเดือน </w:t>
       </w:r>
       <w:r>
         <w:rPr>
